--- a/Capex/shape-files/README.docx
+++ b/Capex/shape-files/README.docx
@@ -1728,27 +1728,7 @@
                 <w:lang w:val="en-IN" w:eastAsia="en-GB"/>
                 <w14:ligatures w14:val="none"/>
               </w:rPr>
-              <w:t xml:space="preserve">Including </w:t>
-            </w:r>
-            <w:proofErr w:type="spellStart"/>
-            <w:r>
-              <w:rPr>
-                <w:rFonts w:ascii="Times New Roman" w:eastAsia="Times New Roman" w:hAnsi="Times New Roman" w:cs="Times New Roman"/>
-                <w:kern w:val="0"/>
-                <w:lang w:val="en-IN" w:eastAsia="en-GB"/>
-                <w14:ligatures w14:val="none"/>
-              </w:rPr>
-              <w:t>Kra</w:t>
-            </w:r>
-            <w:proofErr w:type="spellEnd"/>
-            <w:r>
-              <w:rPr>
-                <w:rFonts w:ascii="Times New Roman" w:eastAsia="Times New Roman" w:hAnsi="Times New Roman" w:cs="Times New Roman"/>
-                <w:kern w:val="0"/>
-                <w:lang w:val="en-IN" w:eastAsia="en-GB"/>
-                <w14:ligatures w14:val="none"/>
-              </w:rPr>
-              <w:t xml:space="preserve"> </w:t>
+              <w:t xml:space="preserve">Including Kra </w:t>
             </w:r>
             <w:proofErr w:type="spellStart"/>
             <w:r>
@@ -2173,25 +2153,14 @@
                 <w14:ligatures w14:val="none"/>
               </w:rPr>
             </w:pPr>
-            <w:proofErr w:type="spellStart"/>
-            <w:r>
-              <w:rPr>
-                <w:rFonts w:ascii="Times New Roman" w:eastAsia="Times New Roman" w:hAnsi="Times New Roman" w:cs="Times New Roman"/>
-                <w:kern w:val="0"/>
-                <w:lang w:val="en-IN" w:eastAsia="en-GB"/>
-                <w14:ligatures w14:val="none"/>
-              </w:rPr>
-              <w:t>Kallakurichi</w:t>
-            </w:r>
-            <w:proofErr w:type="spellEnd"/>
-            <w:r>
-              <w:rPr>
-                <w:rFonts w:ascii="Times New Roman" w:eastAsia="Times New Roman" w:hAnsi="Times New Roman" w:cs="Times New Roman"/>
-                <w:kern w:val="0"/>
-                <w:lang w:val="en-IN" w:eastAsia="en-GB"/>
-                <w14:ligatures w14:val="none"/>
-              </w:rPr>
-              <w:t xml:space="preserve">, </w:t>
+            <w:r>
+              <w:rPr>
+                <w:rFonts w:ascii="Times New Roman" w:eastAsia="Times New Roman" w:hAnsi="Times New Roman" w:cs="Times New Roman"/>
+                <w:kern w:val="0"/>
+                <w:lang w:val="en-IN" w:eastAsia="en-GB"/>
+                <w14:ligatures w14:val="none"/>
+              </w:rPr>
+              <w:t xml:space="preserve">Kallakurichi, </w:t>
             </w:r>
             <w:proofErr w:type="spellStart"/>
             <w:r>
@@ -2901,15 +2870,13 @@
               </w:rPr>
               <w:t xml:space="preserve"> and creates edited / final State, District DT, </w:t>
             </w:r>
-            <w:proofErr w:type="spellStart"/>
-            <w:r>
-              <w:rPr>
-                <w:sz w:val="20"/>
-                <w:szCs w:val="20"/>
-              </w:rPr>
-              <w:t>Parliametary</w:t>
-            </w:r>
-            <w:proofErr w:type="spellEnd"/>
+            <w:r>
+              <w:rPr>
+                <w:sz w:val="20"/>
+                <w:szCs w:val="20"/>
+              </w:rPr>
+              <w:t>Parliamentary</w:t>
+            </w:r>
             <w:r>
               <w:rPr>
                 <w:sz w:val="20"/>
@@ -3270,14 +3237,7 @@
                 <w:sz w:val="20"/>
                 <w:szCs w:val="20"/>
               </w:rPr>
-              <w:t xml:space="preserve">Uttarakhand </w:t>
-            </w:r>
-            <w:r>
-              <w:rPr>
-                <w:sz w:val="20"/>
-                <w:szCs w:val="20"/>
-              </w:rPr>
-              <w:t xml:space="preserve">has missing districts in </w:t>
+              <w:t xml:space="preserve">Uttarakhand has missing districts in </w:t>
             </w:r>
             <w:proofErr w:type="spellStart"/>
             <w:r>
@@ -3425,15 +3385,7 @@
         </w:numPr>
       </w:pPr>
       <w:r>
-        <w:t xml:space="preserve">The Prabudh Nagar district name was given by the Uttar Pradesh Government while carving out the district from Muzaffarnagar district. It was removed </w:t>
-      </w:r>
-      <w:proofErr w:type="gramStart"/>
-      <w:r>
-        <w:t>later</w:t>
-      </w:r>
-      <w:proofErr w:type="gramEnd"/>
-      <w:r>
-        <w:t xml:space="preserve"> and the district was called Shamli district.</w:t>
+        <w:t>The Prabudh Nagar district name was given by the Uttar Pradesh Government while carving out the district from Muzaffarnagar district. It was removed later and the district was called Shamli district.</w:t>
       </w:r>
     </w:p>
     <w:p>
@@ -3599,15 +3551,7 @@
       </w:r>
       <w:proofErr w:type="spellEnd"/>
       <w:r>
-        <w:t xml:space="preserve">, </w:t>
-      </w:r>
-      <w:proofErr w:type="spellStart"/>
-      <w:r>
-        <w:t>Kaimur</w:t>
-      </w:r>
-      <w:proofErr w:type="spellEnd"/>
-      <w:r>
-        <w:t xml:space="preserve">, and Buxar districts. </w:t>
+        <w:t xml:space="preserve">, Kaimur, and Buxar districts. </w:t>
       </w:r>
       <w:proofErr w:type="spellStart"/>
       <w:r>
